--- a/Results/Consensus_more_than_2/MC/Summary_of_clinical_variables.docx
+++ b/Results/Consensus_more_than_2/MC/Summary_of_clinical_variables.docx
@@ -130,37 +130,37 @@
               <w:pStyle w:stlname="Normal" w:val="Normal"/>
             </w:pPr>
             <w:r>
-              <w:t>      182</w:t>
-            </w:r>
-          </w:p>
-        </w:tc>
-        <w:tc>
-          <w:p>
-            <w:pPr>
-              <w:pStyle w:stlname="Normal" w:val="Normal"/>
-            </w:pPr>
-            <w:r>
-              <w:t>      308</w:t>
-            </w:r>
-          </w:p>
-        </w:tc>
-        <w:tc>
-          <w:p>
-            <w:pPr>
-              <w:pStyle w:stlname="Normal" w:val="Normal"/>
-            </w:pPr>
-            <w:r>
-              <w:t>       64</w:t>
-            </w:r>
-          </w:p>
-        </w:tc>
-        <w:tc>
-          <w:p>
-            <w:pPr>
-              <w:pStyle w:stlname="Normal" w:val="Normal"/>
-            </w:pPr>
-            <w:r>
-              <w:t>       71</w:t>
+              <w:t>      179</w:t>
+            </w:r>
+          </w:p>
+        </w:tc>
+        <w:tc>
+          <w:p>
+            <w:pPr>
+              <w:pStyle w:stlname="Normal" w:val="Normal"/>
+            </w:pPr>
+            <w:r>
+              <w:t>      310</w:t>
+            </w:r>
+          </w:p>
+        </w:tc>
+        <w:tc>
+          <w:p>
+            <w:pPr>
+              <w:pStyle w:stlname="Normal" w:val="Normal"/>
+            </w:pPr>
+            <w:r>
+              <w:t>       63</w:t>
+            </w:r>
+          </w:p>
+        </w:tc>
+        <w:tc>
+          <w:p>
+            <w:pPr>
+              <w:pStyle w:stlname="Normal" w:val="Normal"/>
+            </w:pPr>
+            <w:r>
+              <w:t>       73</w:t>
             </w:r>
           </w:p>
         </w:tc>
@@ -212,7 +212,7 @@
               <w:pStyle w:stlname="Normal" w:val="Normal"/>
             </w:pPr>
             <w:r>
-              <w:t>      182 (100.0) </w:t>
+              <w:t>      179 (100.0) </w:t>
             </w:r>
           </w:p>
         </w:tc>
@@ -304,7 +304,7 @@
               <w:pStyle w:stlname="Normal" w:val="Normal"/>
             </w:pPr>
             <w:r>
-              <w:t>      308 (100.0) </w:t>
+              <w:t>      310 (100.0) </w:t>
             </w:r>
           </w:p>
         </w:tc>
@@ -396,7 +396,7 @@
               <w:pStyle w:stlname="Normal" w:val="Normal"/>
             </w:pPr>
             <w:r>
-              <w:t>       64 (100.0) </w:t>
+              <w:t>       63 (100.0) </w:t>
             </w:r>
           </w:p>
         </w:tc>
@@ -488,7 +488,7 @@
               <w:pStyle w:stlname="Normal" w:val="Normal"/>
             </w:pPr>
             <w:r>
-              <w:t>       71 (100.0) </w:t>
+              <w:t>       73 (100.0) </w:t>
             </w:r>
           </w:p>
         </w:tc>
@@ -540,17 +540,17 @@
               <w:pStyle w:stlname="Normal" w:val="Normal"/>
             </w:pPr>
             <w:r>
-              <w:t>       44 ( 91.7) </w:t>
-            </w:r>
-          </w:p>
-        </w:tc>
-        <w:tc>
-          <w:p>
-            <w:pPr>
-              <w:pStyle w:stlname="Normal" w:val="Normal"/>
-            </w:pPr>
-            <w:r>
-              <w:t>       86 ( 94.5) </w:t>
+              <w:t>       42 ( 91.3) </w:t>
+            </w:r>
+          </w:p>
+        </w:tc>
+        <w:tc>
+          <w:p>
+            <w:pPr>
+              <w:pStyle w:stlname="Normal" w:val="Normal"/>
+            </w:pPr>
+            <w:r>
+              <w:t>       87 ( 94.6) </w:t>
             </w:r>
           </w:p>
         </w:tc>
@@ -570,17 +570,17 @@
               <w:pStyle w:stlname="Normal" w:val="Normal"/>
             </w:pPr>
             <w:r>
-              <w:t>       16 ( 94.1) </w:t>
-            </w:r>
-          </w:p>
-        </w:tc>
-        <w:tc>
-          <w:p>
-            <w:pPr>
-              <w:pStyle w:stlname="Normal" w:val="Normal"/>
-            </w:pPr>
-            <w:r>
-              <w:t> 0.927</w:t>
+              <w:t>       17 ( 94.4) </w:t>
+            </w:r>
+          </w:p>
+        </w:tc>
+        <w:tc>
+          <w:p>
+            <w:pPr>
+              <w:pStyle w:stlname="Normal" w:val="Normal"/>
+            </w:pPr>
+            <w:r>
+              <w:t> 0.925</w:t>
             </w:r>
           </w:p>
         </w:tc>
@@ -622,17 +622,17 @@
               <w:pStyle w:stlname="Normal" w:val="Normal"/>
             </w:pPr>
             <w:r>
-              <w:t>        4 (  8.3) </w:t>
-            </w:r>
-          </w:p>
-        </w:tc>
-        <w:tc>
-          <w:p>
-            <w:pPr>
-              <w:pStyle w:stlname="Normal" w:val="Normal"/>
-            </w:pPr>
-            <w:r>
-              <w:t>        5 (  5.5) </w:t>
+              <w:t>        4 (  8.7) </w:t>
+            </w:r>
+          </w:p>
+        </w:tc>
+        <w:tc>
+          <w:p>
+            <w:pPr>
+              <w:pStyle w:stlname="Normal" w:val="Normal"/>
+            </w:pPr>
+            <w:r>
+              <w:t>        5 (  5.4) </w:t>
             </w:r>
           </w:p>
         </w:tc>
@@ -652,7 +652,7 @@
               <w:pStyle w:stlname="Normal" w:val="Normal"/>
             </w:pPr>
             <w:r>
-              <w:t>        1 (  5.9) </w:t>
+              <w:t>        1 (  5.6) </w:t>
             </w:r>
           </w:p>
         </w:tc>
@@ -704,47 +704,47 @@
               <w:pStyle w:stlname="Normal" w:val="Normal"/>
             </w:pPr>
             <w:r>
-              <w:t>-22179.00 [-25127.50, -18519.00]</w:t>
-            </w:r>
-          </w:p>
-        </w:tc>
-        <w:tc>
-          <w:p>
-            <w:pPr>
-              <w:pStyle w:stlname="Normal" w:val="Normal"/>
-            </w:pPr>
-            <w:r>
-              <w:t>-21291.00 [-24318.00, -17627.00]</w:t>
-            </w:r>
-          </w:p>
-        </w:tc>
-        <w:tc>
-          <w:p>
-            <w:pPr>
-              <w:pStyle w:stlname="Normal" w:val="Normal"/>
-            </w:pPr>
-            <w:r>
-              <w:t>-20249.00 [-23873.00, -17743.50]</w:t>
-            </w:r>
-          </w:p>
-        </w:tc>
-        <w:tc>
-          <w:p>
-            <w:pPr>
-              <w:pStyle w:stlname="Normal" w:val="Normal"/>
-            </w:pPr>
-            <w:r>
-              <w:t>-20048.00 [-24187.00, -17902.00]</w:t>
-            </w:r>
-          </w:p>
-        </w:tc>
-        <w:tc>
-          <w:p>
-            <w:pPr>
-              <w:pStyle w:stlname="Normal" w:val="Normal"/>
-            </w:pPr>
-            <w:r>
-              <w:t> 0.382</w:t>
+              <w:t>-22189.00 [-25149.50, -18475.25]</w:t>
+            </w:r>
+          </w:p>
+        </w:tc>
+        <w:tc>
+          <w:p>
+            <w:pPr>
+              <w:pStyle w:stlname="Normal" w:val="Normal"/>
+            </w:pPr>
+            <w:r>
+              <w:t>-21291.00 [-24324.00, -17648.50]</w:t>
+            </w:r>
+          </w:p>
+        </w:tc>
+        <w:tc>
+          <w:p>
+            <w:pPr>
+              <w:pStyle w:stlname="Normal" w:val="Normal"/>
+            </w:pPr>
+            <w:r>
+              <w:t>-20210.00 [-23681.00, -17713.00]</w:t>
+            </w:r>
+          </w:p>
+        </w:tc>
+        <w:tc>
+          <w:p>
+            <w:pPr>
+              <w:pStyle w:stlname="Normal" w:val="Normal"/>
+            </w:pPr>
+            <w:r>
+              <w:t>-20048.00 [-24139.00, -18041.00]</w:t>
+            </w:r>
+          </w:p>
+        </w:tc>
+        <w:tc>
+          <w:p>
+            <w:pPr>
+              <w:pStyle w:stlname="Normal" w:val="Normal"/>
+            </w:pPr>
+            <w:r>
+              <w:t> 0.330</w:t>
             </w:r>
           </w:p>
         </w:tc>
@@ -868,17 +868,17 @@
               <w:pStyle w:stlname="Normal" w:val="Normal"/>
             </w:pPr>
             <w:r>
-              <w:t>   662.00 [454.75, 1381.00]</w:t>
-            </w:r>
-          </w:p>
-        </w:tc>
-        <w:tc>
-          <w:p>
-            <w:pPr>
-              <w:pStyle w:stlname="Normal" w:val="Normal"/>
-            </w:pPr>
-            <w:r>
-              <w:t>   860.00 [504.00, 1688.00]</w:t>
+              <w:t>   659.00 [430.00, 1270.00]</w:t>
+            </w:r>
+          </w:p>
+        </w:tc>
+        <w:tc>
+          <w:p>
+            <w:pPr>
+              <w:pStyle w:stlname="Normal" w:val="Normal"/>
+            </w:pPr>
+            <w:r>
+              <w:t>   862.50 [505.25, 1691.00]</w:t>
             </w:r>
           </w:p>
         </w:tc>
@@ -898,17 +898,17 @@
               <w:pStyle w:stlname="Normal" w:val="Normal"/>
             </w:pPr>
             <w:r>
-              <w:t>   767.00 [443.25, 1604.00]</w:t>
-            </w:r>
-          </w:p>
-        </w:tc>
-        <w:tc>
-          <w:p>
-            <w:pPr>
-              <w:pStyle w:stlname="Normal" w:val="Normal"/>
-            </w:pPr>
-            <w:r>
-              <w:t> 0.254</w:t>
+              <w:t>   839.00 [447.75, 1658.75]</w:t>
+            </w:r>
+          </w:p>
+        </w:tc>
+        <w:tc>
+          <w:p>
+            <w:pPr>
+              <w:pStyle w:stlname="Normal" w:val="Normal"/>
+            </w:pPr>
+            <w:r>
+              <w:t> 0.149</w:t>
             </w:r>
           </w:p>
         </w:tc>
@@ -1032,7 +1032,7 @@
               <w:pStyle w:stlname="Normal" w:val="Normal"/>
             </w:pPr>
             <w:r>
-              <w:t>       13 (  7.3) </w:t>
+              <w:t>       13 (  7.4) </w:t>
             </w:r>
           </w:p>
         </w:tc>
@@ -1052,17 +1052,17 @@
               <w:pStyle w:stlname="Normal" w:val="Normal"/>
             </w:pPr>
             <w:r>
-              <w:t>        4 (  6.5) </w:t>
-            </w:r>
-          </w:p>
-        </w:tc>
-        <w:tc>
-          <w:p>
-            <w:pPr>
-              <w:pStyle w:stlname="Normal" w:val="Normal"/>
-            </w:pPr>
-            <w:r>
-              <w:t>        3 (  4.2) </w:t>
+              <w:t>        4 (  6.6) </w:t>
+            </w:r>
+          </w:p>
+        </w:tc>
+        <w:tc>
+          <w:p>
+            <w:pPr>
+              <w:pStyle w:stlname="Normal" w:val="Normal"/>
+            </w:pPr>
+            <w:r>
+              <w:t>        3 (  4.1) </w:t>
             </w:r>
           </w:p>
         </w:tc>
@@ -1114,37 +1114,37 @@
               <w:pStyle w:stlname="Normal" w:val="Normal"/>
             </w:pPr>
             <w:r>
-              <w:t>       29 ( 16.3) </w:t>
-            </w:r>
-          </w:p>
-        </w:tc>
-        <w:tc>
-          <w:p>
-            <w:pPr>
-              <w:pStyle w:stlname="Normal" w:val="Normal"/>
-            </w:pPr>
-            <w:r>
-              <w:t>       46 ( 15.3) </w:t>
-            </w:r>
-          </w:p>
-        </w:tc>
-        <w:tc>
-          <w:p>
-            <w:pPr>
-              <w:pStyle w:stlname="Normal" w:val="Normal"/>
-            </w:pPr>
-            <w:r>
-              <w:t>       19 ( 30.6) </w:t>
-            </w:r>
-          </w:p>
-        </w:tc>
-        <w:tc>
-          <w:p>
-            <w:pPr>
-              <w:pStyle w:stlname="Normal" w:val="Normal"/>
-            </w:pPr>
-            <w:r>
-              <w:t>       30 ( 42.3) </w:t>
+              <w:t>       29 ( 16.6) </w:t>
+            </w:r>
+          </w:p>
+        </w:tc>
+        <w:tc>
+          <w:p>
+            <w:pPr>
+              <w:pStyle w:stlname="Normal" w:val="Normal"/>
+            </w:pPr>
+            <w:r>
+              <w:t>       47 ( 15.5) </w:t>
+            </w:r>
+          </w:p>
+        </w:tc>
+        <w:tc>
+          <w:p>
+            <w:pPr>
+              <w:pStyle w:stlname="Normal" w:val="Normal"/>
+            </w:pPr>
+            <w:r>
+              <w:t>       18 ( 29.5) </w:t>
+            </w:r>
+          </w:p>
+        </w:tc>
+        <w:tc>
+          <w:p>
+            <w:pPr>
+              <w:pStyle w:stlname="Normal" w:val="Normal"/>
+            </w:pPr>
+            <w:r>
+              <w:t>       30 ( 41.1) </w:t>
             </w:r>
           </w:p>
         </w:tc>
@@ -1196,37 +1196,37 @@
               <w:pStyle w:stlname="Normal" w:val="Normal"/>
             </w:pPr>
             <w:r>
-              <w:t>      135 ( 75.8) </w:t>
-            </w:r>
-          </w:p>
-        </w:tc>
-        <w:tc>
-          <w:p>
-            <w:pPr>
-              <w:pStyle w:stlname="Normal" w:val="Normal"/>
-            </w:pPr>
-            <w:r>
-              <w:t>      243 ( 80.7) </w:t>
-            </w:r>
-          </w:p>
-        </w:tc>
-        <w:tc>
-          <w:p>
-            <w:pPr>
-              <w:pStyle w:stlname="Normal" w:val="Normal"/>
-            </w:pPr>
-            <w:r>
-              <w:t>       39 ( 62.9) </w:t>
-            </w:r>
-          </w:p>
-        </w:tc>
-        <w:tc>
-          <w:p>
-            <w:pPr>
-              <w:pStyle w:stlname="Normal" w:val="Normal"/>
-            </w:pPr>
-            <w:r>
-              <w:t>       38 ( 53.5) </w:t>
+              <w:t>      132 ( 75.4) </w:t>
+            </w:r>
+          </w:p>
+        </w:tc>
+        <w:tc>
+          <w:p>
+            <w:pPr>
+              <w:pStyle w:stlname="Normal" w:val="Normal"/>
+            </w:pPr>
+            <w:r>
+              <w:t>      244 ( 80.5) </w:t>
+            </w:r>
+          </w:p>
+        </w:tc>
+        <w:tc>
+          <w:p>
+            <w:pPr>
+              <w:pStyle w:stlname="Normal" w:val="Normal"/>
+            </w:pPr>
+            <w:r>
+              <w:t>       39 ( 63.9) </w:t>
+            </w:r>
+          </w:p>
+        </w:tc>
+        <w:tc>
+          <w:p>
+            <w:pPr>
+              <w:pStyle w:stlname="Normal" w:val="Normal"/>
+            </w:pPr>
+            <w:r>
+              <w:t>       40 ( 54.8) </w:t>
             </w:r>
           </w:p>
         </w:tc>
@@ -1278,37 +1278,37 @@
               <w:pStyle w:stlname="Normal" w:val="Normal"/>
             </w:pPr>
             <w:r>
-              <w:t>      176 ( 96.7) </w:t>
-            </w:r>
-          </w:p>
-        </w:tc>
-        <w:tc>
-          <w:p>
-            <w:pPr>
-              <w:pStyle w:stlname="Normal" w:val="Normal"/>
-            </w:pPr>
-            <w:r>
-              <w:t>      307 (100.0) </w:t>
-            </w:r>
-          </w:p>
-        </w:tc>
-        <w:tc>
-          <w:p>
-            <w:pPr>
-              <w:pStyle w:stlname="Normal" w:val="Normal"/>
-            </w:pPr>
-            <w:r>
-              <w:t>       63 (100.0) </w:t>
-            </w:r>
-          </w:p>
-        </w:tc>
-        <w:tc>
-          <w:p>
-            <w:pPr>
-              <w:pStyle w:stlname="Normal" w:val="Normal"/>
-            </w:pPr>
-            <w:r>
-              <w:t>       71 (100.0) </w:t>
+              <w:t>      173 ( 96.6) </w:t>
+            </w:r>
+          </w:p>
+        </w:tc>
+        <w:tc>
+          <w:p>
+            <w:pPr>
+              <w:pStyle w:stlname="Normal" w:val="Normal"/>
+            </w:pPr>
+            <w:r>
+              <w:t>      309 (100.0) </w:t>
+            </w:r>
+          </w:p>
+        </w:tc>
+        <w:tc>
+          <w:p>
+            <w:pPr>
+              <w:pStyle w:stlname="Normal" w:val="Normal"/>
+            </w:pPr>
+            <w:r>
+              <w:t>       62 (100.0) </w:t>
+            </w:r>
+          </w:p>
+        </w:tc>
+        <w:tc>
+          <w:p>
+            <w:pPr>
+              <w:pStyle w:stlname="Normal" w:val="Normal"/>
+            </w:pPr>
+            <w:r>
+              <w:t>       73 (100.0) </w:t>
             </w:r>
           </w:p>
         </w:tc>
@@ -1360,7 +1360,7 @@
               <w:pStyle w:stlname="Normal" w:val="Normal"/>
             </w:pPr>
             <w:r>
-              <w:t>        6 (  3.3) </w:t>
+              <w:t>        6 (  3.4) </w:t>
             </w:r>
           </w:p>
         </w:tc>
@@ -1442,47 +1442,47 @@
               <w:pStyle w:stlname="Normal" w:val="Normal"/>
             </w:pPr>
             <w:r>
-              <w:t>    59.50 [50.00, 68.00]</w:t>
-            </w:r>
-          </w:p>
-        </w:tc>
-        <w:tc>
-          <w:p>
-            <w:pPr>
-              <w:pStyle w:stlname="Normal" w:val="Normal"/>
-            </w:pPr>
-            <w:r>
-              <w:t>    58.00 [47.75, 66.00]</w:t>
-            </w:r>
-          </w:p>
-        </w:tc>
-        <w:tc>
-          <w:p>
-            <w:pPr>
-              <w:pStyle w:stlname="Normal" w:val="Normal"/>
-            </w:pPr>
-            <w:r>
-              <w:t>    55.00 [48.00, 65.00]</w:t>
-            </w:r>
-          </w:p>
-        </w:tc>
-        <w:tc>
-          <w:p>
-            <w:pPr>
-              <w:pStyle w:stlname="Normal" w:val="Normal"/>
-            </w:pPr>
-            <w:r>
-              <w:t>    54.00 [48.50, 66.00]</w:t>
-            </w:r>
-          </w:p>
-        </w:tc>
-        <w:tc>
-          <w:p>
-            <w:pPr>
-              <w:pStyle w:stlname="Normal" w:val="Normal"/>
-            </w:pPr>
-            <w:r>
-              <w:t> 0.482</w:t>
+              <w:t>    60.00 [50.00, 68.00]</w:t>
+            </w:r>
+          </w:p>
+        </w:tc>
+        <w:tc>
+          <w:p>
+            <w:pPr>
+              <w:pStyle w:stlname="Normal" w:val="Normal"/>
+            </w:pPr>
+            <w:r>
+              <w:t>    58.00 [48.00, 66.00]</w:t>
+            </w:r>
+          </w:p>
+        </w:tc>
+        <w:tc>
+          <w:p>
+            <w:pPr>
+              <w:pStyle w:stlname="Normal" w:val="Normal"/>
+            </w:pPr>
+            <w:r>
+              <w:t>    55.00 [48.00, 64.50]</w:t>
+            </w:r>
+          </w:p>
+        </w:tc>
+        <w:tc>
+          <w:p>
+            <w:pPr>
+              <w:pStyle w:stlname="Normal" w:val="Normal"/>
+            </w:pPr>
+            <w:r>
+              <w:t>    54.00 [49.00, 66.00]</w:t>
+            </w:r>
+          </w:p>
+        </w:tc>
+        <w:tc>
+          <w:p>
+            <w:pPr>
+              <w:pStyle w:stlname="Normal" w:val="Normal"/>
+            </w:pPr>
+            <w:r>
+              <w:t> 0.430</w:t>
             </w:r>
           </w:p>
         </w:tc>
@@ -1524,7 +1524,7 @@
               <w:pStyle w:stlname="Normal" w:val="Normal"/>
             </w:pPr>
             <w:r>
-              <w:t>        6 (  3.7) </w:t>
+              <w:t>        6 (  3.8) </w:t>
             </w:r>
           </w:p>
         </w:tc>
@@ -1544,27 +1544,27 @@
               <w:pStyle w:stlname="Normal" w:val="Normal"/>
             </w:pPr>
             <w:r>
-              <w:t>        2 (  3.3) </w:t>
-            </w:r>
-          </w:p>
-        </w:tc>
-        <w:tc>
-          <w:p>
-            <w:pPr>
-              <w:pStyle w:stlname="Normal" w:val="Normal"/>
-            </w:pPr>
-            <w:r>
-              <w:t>        4 (  6.2) </w:t>
-            </w:r>
-          </w:p>
-        </w:tc>
-        <w:tc>
-          <w:p>
-            <w:pPr>
-              <w:pStyle w:stlname="Normal" w:val="Normal"/>
-            </w:pPr>
-            <w:r>
-              <w:t> 0.789</w:t>
+              <w:t>        2 (  3.4) </w:t>
+            </w:r>
+          </w:p>
+        </w:tc>
+        <w:tc>
+          <w:p>
+            <w:pPr>
+              <w:pStyle w:stlname="Normal" w:val="Normal"/>
+            </w:pPr>
+            <w:r>
+              <w:t>        4 (  6.0) </w:t>
+            </w:r>
+          </w:p>
+        </w:tc>
+        <w:tc>
+          <w:p>
+            <w:pPr>
+              <w:pStyle w:stlname="Normal" w:val="Normal"/>
+            </w:pPr>
+            <w:r>
+              <w:t> 0.817</w:t>
             </w:r>
           </w:p>
         </w:tc>
@@ -1606,37 +1606,37 @@
               <w:pStyle w:stlname="Normal" w:val="Normal"/>
             </w:pPr>
             <w:r>
-              <w:t>      156 ( 96.3) </w:t>
-            </w:r>
-          </w:p>
-        </w:tc>
-        <w:tc>
-          <w:p>
-            <w:pPr>
-              <w:pStyle w:stlname="Normal" w:val="Normal"/>
-            </w:pPr>
-            <w:r>
-              <w:t>      262 ( 94.6) </w:t>
-            </w:r>
-          </w:p>
-        </w:tc>
-        <w:tc>
-          <w:p>
-            <w:pPr>
-              <w:pStyle w:stlname="Normal" w:val="Normal"/>
-            </w:pPr>
-            <w:r>
-              <w:t>       58 ( 96.7) </w:t>
-            </w:r>
-          </w:p>
-        </w:tc>
-        <w:tc>
-          <w:p>
-            <w:pPr>
-              <w:pStyle w:stlname="Normal" w:val="Normal"/>
-            </w:pPr>
-            <w:r>
-              <w:t>       61 ( 93.8) </w:t>
+              <w:t>      153 ( 96.2) </w:t>
+            </w:r>
+          </w:p>
+        </w:tc>
+        <w:tc>
+          <w:p>
+            <w:pPr>
+              <w:pStyle w:stlname="Normal" w:val="Normal"/>
+            </w:pPr>
+            <w:r>
+              <w:t>      264 ( 94.6) </w:t>
+            </w:r>
+          </w:p>
+        </w:tc>
+        <w:tc>
+          <w:p>
+            <w:pPr>
+              <w:pStyle w:stlname="Normal" w:val="Normal"/>
+            </w:pPr>
+            <w:r>
+              <w:t>       57 ( 96.6) </w:t>
+            </w:r>
+          </w:p>
+        </w:tc>
+        <w:tc>
+          <w:p>
+            <w:pPr>
+              <w:pStyle w:stlname="Normal" w:val="Normal"/>
+            </w:pPr>
+            <w:r>
+              <w:t>       63 ( 94.0) </w:t>
             </w:r>
           </w:p>
         </w:tc>
@@ -1688,7 +1688,7 @@
               <w:pStyle w:stlname="Normal" w:val="Normal"/>
             </w:pPr>
             <w:r>
-              <w:t>       12 (  8.3) </w:t>
+              <w:t>       12 (  8.5) </w:t>
             </w:r>
           </w:p>
         </w:tc>
@@ -1708,27 +1708,27 @@
               <w:pStyle w:stlname="Normal" w:val="Normal"/>
             </w:pPr>
             <w:r>
-              <w:t>        3 (  5.6) </w:t>
-            </w:r>
-          </w:p>
-        </w:tc>
-        <w:tc>
-          <w:p>
-            <w:pPr>
-              <w:pStyle w:stlname="Normal" w:val="Normal"/>
-            </w:pPr>
-            <w:r>
-              <w:t>        3 (  5.1) </w:t>
-            </w:r>
-          </w:p>
-        </w:tc>
-        <w:tc>
-          <w:p>
-            <w:pPr>
-              <w:pStyle w:stlname="Normal" w:val="Normal"/>
-            </w:pPr>
-            <w:r>
-              <w:t> 0.170</w:t>
+              <w:t>        3 (  5.7) </w:t>
+            </w:r>
+          </w:p>
+        </w:tc>
+        <w:tc>
+          <w:p>
+            <w:pPr>
+              <w:pStyle w:stlname="Normal" w:val="Normal"/>
+            </w:pPr>
+            <w:r>
+              <w:t>        3 (  4.9) </w:t>
+            </w:r>
+          </w:p>
+        </w:tc>
+        <w:tc>
+          <w:p>
+            <w:pPr>
+              <w:pStyle w:stlname="Normal" w:val="Normal"/>
+            </w:pPr>
+            <w:r>
+              <w:t> 0.145</w:t>
             </w:r>
           </w:p>
         </w:tc>
@@ -1770,37 +1770,37 @@
               <w:pStyle w:stlname="Normal" w:val="Normal"/>
             </w:pPr>
             <w:r>
-              <w:t>      132 ( 91.7) </w:t>
-            </w:r>
-          </w:p>
-        </w:tc>
-        <w:tc>
-          <w:p>
-            <w:pPr>
-              <w:pStyle w:stlname="Normal" w:val="Normal"/>
-            </w:pPr>
-            <w:r>
-              <w:t>      235 ( 96.7) </w:t>
-            </w:r>
-          </w:p>
-        </w:tc>
-        <w:tc>
-          <w:p>
-            <w:pPr>
-              <w:pStyle w:stlname="Normal" w:val="Normal"/>
-            </w:pPr>
-            <w:r>
-              <w:t>       51 ( 94.4) </w:t>
-            </w:r>
-          </w:p>
-        </w:tc>
-        <w:tc>
-          <w:p>
-            <w:pPr>
-              <w:pStyle w:stlname="Normal" w:val="Normal"/>
-            </w:pPr>
-            <w:r>
-              <w:t>       56 ( 94.9) </w:t>
+              <w:t>      129 ( 91.5) </w:t>
+            </w:r>
+          </w:p>
+        </w:tc>
+        <w:tc>
+          <w:p>
+            <w:pPr>
+              <w:pStyle w:stlname="Normal" w:val="Normal"/>
+            </w:pPr>
+            <w:r>
+              <w:t>      237 ( 96.7) </w:t>
+            </w:r>
+          </w:p>
+        </w:tc>
+        <w:tc>
+          <w:p>
+            <w:pPr>
+              <w:pStyle w:stlname="Normal" w:val="Normal"/>
+            </w:pPr>
+            <w:r>
+              <w:t>       50 ( 94.3) </w:t>
+            </w:r>
+          </w:p>
+        </w:tc>
+        <w:tc>
+          <w:p>
+            <w:pPr>
+              <w:pStyle w:stlname="Normal" w:val="Normal"/>
+            </w:pPr>
+            <w:r>
+              <w:t>       58 ( 95.1) </w:t>
             </w:r>
           </w:p>
         </w:tc>
@@ -1934,37 +1934,37 @@
               <w:pStyle w:stlname="Normal" w:val="Normal"/>
             </w:pPr>
             <w:r>
-              <w:t>      139 ( 76.4) </w:t>
-            </w:r>
-          </w:p>
-        </w:tc>
-        <w:tc>
-          <w:p>
-            <w:pPr>
-              <w:pStyle w:stlname="Normal" w:val="Normal"/>
-            </w:pPr>
-            <w:r>
-              <w:t>      195 ( 63.3) </w:t>
-            </w:r>
-          </w:p>
-        </w:tc>
-        <w:tc>
-          <w:p>
-            <w:pPr>
-              <w:pStyle w:stlname="Normal" w:val="Normal"/>
-            </w:pPr>
-            <w:r>
-              <w:t>       46 ( 71.9) </w:t>
-            </w:r>
-          </w:p>
-        </w:tc>
-        <w:tc>
-          <w:p>
-            <w:pPr>
-              <w:pStyle w:stlname="Normal" w:val="Normal"/>
-            </w:pPr>
-            <w:r>
-              <w:t>       56 ( 80.0) </w:t>
+              <w:t>      137 ( 76.5) </w:t>
+            </w:r>
+          </w:p>
+        </w:tc>
+        <w:tc>
+          <w:p>
+            <w:pPr>
+              <w:pStyle w:stlname="Normal" w:val="Normal"/>
+            </w:pPr>
+            <w:r>
+              <w:t>      196 ( 63.2) </w:t>
+            </w:r>
+          </w:p>
+        </w:tc>
+        <w:tc>
+          <w:p>
+            <w:pPr>
+              <w:pStyle w:stlname="Normal" w:val="Normal"/>
+            </w:pPr>
+            <w:r>
+              <w:t>       45 ( 71.4) </w:t>
+            </w:r>
+          </w:p>
+        </w:tc>
+        <w:tc>
+          <w:p>
+            <w:pPr>
+              <w:pStyle w:stlname="Normal" w:val="Normal"/>
+            </w:pPr>
+            <w:r>
+              <w:t>       58 ( 80.6) </w:t>
             </w:r>
           </w:p>
         </w:tc>
@@ -2016,27 +2016,27 @@
               <w:pStyle w:stlname="Normal" w:val="Normal"/>
             </w:pPr>
             <w:r>
-              <w:t>       28 ( 15.4) </w:t>
-            </w:r>
-          </w:p>
-        </w:tc>
-        <w:tc>
-          <w:p>
-            <w:pPr>
-              <w:pStyle w:stlname="Normal" w:val="Normal"/>
-            </w:pPr>
-            <w:r>
-              <w:t>       80 ( 26.0) </w:t>
-            </w:r>
-          </w:p>
-        </w:tc>
-        <w:tc>
-          <w:p>
-            <w:pPr>
-              <w:pStyle w:stlname="Normal" w:val="Normal"/>
-            </w:pPr>
-            <w:r>
-              <w:t>        9 ( 14.1) </w:t>
+              <w:t>       27 ( 15.1) </w:t>
+            </w:r>
+          </w:p>
+        </w:tc>
+        <w:tc>
+          <w:p>
+            <w:pPr>
+              <w:pStyle w:stlname="Normal" w:val="Normal"/>
+            </w:pPr>
+            <w:r>
+              <w:t>       81 ( 26.1) </w:t>
+            </w:r>
+          </w:p>
+        </w:tc>
+        <w:tc>
+          <w:p>
+            <w:pPr>
+              <w:pStyle w:stlname="Normal" w:val="Normal"/>
+            </w:pPr>
+            <w:r>
+              <w:t>        9 ( 14.3) </w:t>
             </w:r>
           </w:p>
         </w:tc>
@@ -2128,7 +2128,7 @@
               <w:pStyle w:stlname="Normal" w:val="Normal"/>
             </w:pPr>
             <w:r>
-              <w:t>        5 (  7.1) </w:t>
+              <w:t>        5 (  6.9) </w:t>
             </w:r>
           </w:p>
         </w:tc>
@@ -2200,17 +2200,17 @@
               <w:pStyle w:stlname="Normal" w:val="Normal"/>
             </w:pPr>
             <w:r>
-              <w:t>        3 (  4.7) </w:t>
-            </w:r>
-          </w:p>
-        </w:tc>
-        <w:tc>
-          <w:p>
-            <w:pPr>
-              <w:pStyle w:stlname="Normal" w:val="Normal"/>
-            </w:pPr>
-            <w:r>
-              <w:t>        4 (  5.7) </w:t>
+              <w:t>        3 (  4.8) </w:t>
+            </w:r>
+          </w:p>
+        </w:tc>
+        <w:tc>
+          <w:p>
+            <w:pPr>
+              <w:pStyle w:stlname="Normal" w:val="Normal"/>
+            </w:pPr>
+            <w:r>
+              <w:t>        4 (  5.6) </w:t>
             </w:r>
           </w:p>
         </w:tc>
@@ -2262,17 +2262,17 @@
               <w:pStyle w:stlname="Normal" w:val="Normal"/>
             </w:pPr>
             <w:r>
-              <w:t>       10 (  5.5) </w:t>
-            </w:r>
-          </w:p>
-        </w:tc>
-        <w:tc>
-          <w:p>
-            <w:pPr>
-              <w:pStyle w:stlname="Normal" w:val="Normal"/>
-            </w:pPr>
-            <w:r>
-              <w:t>       11 (  3.6) </w:t>
+              <w:t>       10 (  5.6) </w:t>
+            </w:r>
+          </w:p>
+        </w:tc>
+        <w:tc>
+          <w:p>
+            <w:pPr>
+              <w:pStyle w:stlname="Normal" w:val="Normal"/>
+            </w:pPr>
+            <w:r>
+              <w:t>       11 (  3.5) </w:t>
             </w:r>
           </w:p>
         </w:tc>
@@ -2344,7 +2344,7 @@
               <w:pStyle w:stlname="Normal" w:val="Normal"/>
             </w:pPr>
             <w:r>
-              <w:t>        1 (  0.5) </w:t>
+              <w:t>        1 (  0.6) </w:t>
             </w:r>
           </w:p>
         </w:tc>
@@ -2446,17 +2446,17 @@
               <w:pStyle w:stlname="Normal" w:val="Normal"/>
             </w:pPr>
             <w:r>
-              <w:t>        6 (  9.4) </w:t>
-            </w:r>
-          </w:p>
-        </w:tc>
-        <w:tc>
-          <w:p>
-            <w:pPr>
-              <w:pStyle w:stlname="Normal" w:val="Normal"/>
-            </w:pPr>
-            <w:r>
-              <w:t>        3 (  4.3) </w:t>
+              <w:t>        6 (  9.5) </w:t>
+            </w:r>
+          </w:p>
+        </w:tc>
+        <w:tc>
+          <w:p>
+            <w:pPr>
+              <w:pStyle w:stlname="Normal" w:val="Normal"/>
+            </w:pPr>
+            <w:r>
+              <w:t>        3 (  4.2) </w:t>
             </w:r>
           </w:p>
         </w:tc>
@@ -2528,27 +2528,27 @@
               <w:pStyle w:stlname="Normal" w:val="Normal"/>
             </w:pPr>
             <w:r>
-              <w:t>        2 (  3.2) </w:t>
-            </w:r>
-          </w:p>
-        </w:tc>
-        <w:tc>
-          <w:p>
-            <w:pPr>
-              <w:pStyle w:stlname="Normal" w:val="Normal"/>
-            </w:pPr>
-            <w:r>
-              <w:t>        2 (  3.2) </w:t>
-            </w:r>
-          </w:p>
-        </w:tc>
-        <w:tc>
-          <w:p>
-            <w:pPr>
-              <w:pStyle w:stlname="Normal" w:val="Normal"/>
-            </w:pPr>
-            <w:r>
-              <w:t> 0.114</w:t>
+              <w:t>        2 (  3.3) </w:t>
+            </w:r>
+          </w:p>
+        </w:tc>
+        <w:tc>
+          <w:p>
+            <w:pPr>
+              <w:pStyle w:stlname="Normal" w:val="Normal"/>
+            </w:pPr>
+            <w:r>
+              <w:t>        2 (  3.1) </w:t>
+            </w:r>
+          </w:p>
+        </w:tc>
+        <w:tc>
+          <w:p>
+            <w:pPr>
+              <w:pStyle w:stlname="Normal" w:val="Normal"/>
+            </w:pPr>
+            <w:r>
+              <w:t> 0.121</w:t>
             </w:r>
           </w:p>
         </w:tc>
@@ -2610,17 +2610,17 @@
               <w:pStyle w:stlname="Normal" w:val="Normal"/>
             </w:pPr>
             <w:r>
-              <w:t>        2 (  3.2) </w:t>
-            </w:r>
-          </w:p>
-        </w:tc>
-        <w:tc>
-          <w:p>
-            <w:pPr>
-              <w:pStyle w:stlname="Normal" w:val="Normal"/>
-            </w:pPr>
-            <w:r>
-              <w:t>        6 (  9.5) </w:t>
+              <w:t>        2 (  3.3) </w:t>
+            </w:r>
+          </w:p>
+        </w:tc>
+        <w:tc>
+          <w:p>
+            <w:pPr>
+              <w:pStyle w:stlname="Normal" w:val="Normal"/>
+            </w:pPr>
+            <w:r>
+              <w:t>        6 (  9.2) </w:t>
             </w:r>
           </w:p>
         </w:tc>
@@ -2672,37 +2672,37 @@
               <w:pStyle w:stlname="Normal" w:val="Normal"/>
             </w:pPr>
             <w:r>
-              <w:t>      125 ( 75.3) </w:t>
-            </w:r>
-          </w:p>
-        </w:tc>
-        <w:tc>
-          <w:p>
-            <w:pPr>
-              <w:pStyle w:stlname="Normal" w:val="Normal"/>
-            </w:pPr>
-            <w:r>
-              <w:t>      189 ( 66.8) </w:t>
-            </w:r>
-          </w:p>
-        </w:tc>
-        <w:tc>
-          <w:p>
-            <w:pPr>
-              <w:pStyle w:stlname="Normal" w:val="Normal"/>
-            </w:pPr>
-            <w:r>
-              <w:t>       48 ( 77.4) </w:t>
-            </w:r>
-          </w:p>
-        </w:tc>
-        <w:tc>
-          <w:p>
-            <w:pPr>
-              <w:pStyle w:stlname="Normal" w:val="Normal"/>
-            </w:pPr>
-            <w:r>
-              <w:t>       43 ( 68.3) </w:t>
+              <w:t>      123 ( 75.5) </w:t>
+            </w:r>
+          </w:p>
+        </w:tc>
+        <w:tc>
+          <w:p>
+            <w:pPr>
+              <w:pStyle w:stlname="Normal" w:val="Normal"/>
+            </w:pPr>
+            <w:r>
+              <w:t>      190 ( 66.7) </w:t>
+            </w:r>
+          </w:p>
+        </w:tc>
+        <w:tc>
+          <w:p>
+            <w:pPr>
+              <w:pStyle w:stlname="Normal" w:val="Normal"/>
+            </w:pPr>
+            <w:r>
+              <w:t>       47 ( 77.0) </w:t>
+            </w:r>
+          </w:p>
+        </w:tc>
+        <w:tc>
+          <w:p>
+            <w:pPr>
+              <w:pStyle w:stlname="Normal" w:val="Normal"/>
+            </w:pPr>
+            <w:r>
+              <w:t>       45 ( 69.2) </w:t>
             </w:r>
           </w:p>
         </w:tc>
@@ -2754,37 +2754,37 @@
               <w:pStyle w:stlname="Normal" w:val="Normal"/>
             </w:pPr>
             <w:r>
-              <w:t>       36 ( 21.7) </w:t>
-            </w:r>
-          </w:p>
-        </w:tc>
-        <w:tc>
-          <w:p>
-            <w:pPr>
-              <w:pStyle w:stlname="Normal" w:val="Normal"/>
-            </w:pPr>
-            <w:r>
-              <w:t>       77 ( 27.2) </w:t>
-            </w:r>
-          </w:p>
-        </w:tc>
-        <w:tc>
-          <w:p>
-            <w:pPr>
-              <w:pStyle w:stlname="Normal" w:val="Normal"/>
-            </w:pPr>
-            <w:r>
-              <w:t>       10 ( 16.1) </w:t>
-            </w:r>
-          </w:p>
-        </w:tc>
-        <w:tc>
-          <w:p>
-            <w:pPr>
-              <w:pStyle w:stlname="Normal" w:val="Normal"/>
-            </w:pPr>
-            <w:r>
-              <w:t>       12 ( 19.0) </w:t>
+              <w:t>       35 ( 21.5) </w:t>
+            </w:r>
+          </w:p>
+        </w:tc>
+        <w:tc>
+          <w:p>
+            <w:pPr>
+              <w:pStyle w:stlname="Normal" w:val="Normal"/>
+            </w:pPr>
+            <w:r>
+              <w:t>       78 ( 27.4) </w:t>
+            </w:r>
+          </w:p>
+        </w:tc>
+        <w:tc>
+          <w:p>
+            <w:pPr>
+              <w:pStyle w:stlname="Normal" w:val="Normal"/>
+            </w:pPr>
+            <w:r>
+              <w:t>       10 ( 16.4) </w:t>
+            </w:r>
+          </w:p>
+        </w:tc>
+        <w:tc>
+          <w:p>
+            <w:pPr>
+              <w:pStyle w:stlname="Normal" w:val="Normal"/>
+            </w:pPr>
+            <w:r>
+              <w:t>       12 ( 18.5) </w:t>
             </w:r>
           </w:p>
         </w:tc>
@@ -2918,37 +2918,37 @@
               <w:pStyle w:stlname="Normal" w:val="Normal"/>
             </w:pPr>
             <w:r>
-              <w:t>       36 ( 21.6) </w:t>
-            </w:r>
-          </w:p>
-        </w:tc>
-        <w:tc>
-          <w:p>
-            <w:pPr>
-              <w:pStyle w:stlname="Normal" w:val="Normal"/>
-            </w:pPr>
-            <w:r>
-              <w:t>       41 ( 13.9) </w:t>
-            </w:r>
-          </w:p>
-        </w:tc>
-        <w:tc>
-          <w:p>
-            <w:pPr>
-              <w:pStyle w:stlname="Normal" w:val="Normal"/>
-            </w:pPr>
-            <w:r>
-              <w:t>       46 ( 78.0) </w:t>
-            </w:r>
-          </w:p>
-        </w:tc>
-        <w:tc>
-          <w:p>
-            <w:pPr>
-              <w:pStyle w:stlname="Normal" w:val="Normal"/>
-            </w:pPr>
-            <w:r>
-              <w:t>       61 ( 93.8) </w:t>
+              <w:t>       34 ( 20.7) </w:t>
+            </w:r>
+          </w:p>
+        </w:tc>
+        <w:tc>
+          <w:p>
+            <w:pPr>
+              <w:pStyle w:stlname="Normal" w:val="Normal"/>
+            </w:pPr>
+            <w:r>
+              <w:t>       42 ( 14.1) </w:t>
+            </w:r>
+          </w:p>
+        </w:tc>
+        <w:tc>
+          <w:p>
+            <w:pPr>
+              <w:pStyle w:stlname="Normal" w:val="Normal"/>
+            </w:pPr>
+            <w:r>
+              <w:t>       45 ( 77.6) </w:t>
+            </w:r>
+          </w:p>
+        </w:tc>
+        <w:tc>
+          <w:p>
+            <w:pPr>
+              <w:pStyle w:stlname="Normal" w:val="Normal"/>
+            </w:pPr>
+            <w:r>
+              <w:t>       63 ( 94.0) </w:t>
             </w:r>
           </w:p>
         </w:tc>
@@ -3000,37 +3000,37 @@
               <w:pStyle w:stlname="Normal" w:val="Normal"/>
             </w:pPr>
             <w:r>
-              <w:t>      131 ( 78.4) </w:t>
-            </w:r>
-          </w:p>
-        </w:tc>
-        <w:tc>
-          <w:p>
-            <w:pPr>
-              <w:pStyle w:stlname="Normal" w:val="Normal"/>
-            </w:pPr>
-            <w:r>
-              <w:t>      253 ( 85.8) </w:t>
-            </w:r>
-          </w:p>
-        </w:tc>
-        <w:tc>
-          <w:p>
-            <w:pPr>
-              <w:pStyle w:stlname="Normal" w:val="Normal"/>
-            </w:pPr>
-            <w:r>
-              <w:t>       12 ( 20.3) </w:t>
-            </w:r>
-          </w:p>
-        </w:tc>
-        <w:tc>
-          <w:p>
-            <w:pPr>
-              <w:pStyle w:stlname="Normal" w:val="Normal"/>
-            </w:pPr>
-            <w:r>
-              <w:t>        4 (  6.2) </w:t>
+              <w:t>      130 ( 79.3) </w:t>
+            </w:r>
+          </w:p>
+        </w:tc>
+        <w:tc>
+          <w:p>
+            <w:pPr>
+              <w:pStyle w:stlname="Normal" w:val="Normal"/>
+            </w:pPr>
+            <w:r>
+              <w:t>      254 ( 85.5) </w:t>
+            </w:r>
+          </w:p>
+        </w:tc>
+        <w:tc>
+          <w:p>
+            <w:pPr>
+              <w:pStyle w:stlname="Normal" w:val="Normal"/>
+            </w:pPr>
+            <w:r>
+              <w:t>       12 ( 20.7) </w:t>
+            </w:r>
+          </w:p>
+        </w:tc>
+        <w:tc>
+          <w:p>
+            <w:pPr>
+              <w:pStyle w:stlname="Normal" w:val="Normal"/>
+            </w:pPr>
+            <w:r>
+              <w:t>        4 (  6.0) </w:t>
             </w:r>
           </w:p>
         </w:tc>
@@ -3082,37 +3082,37 @@
               <w:pStyle w:stlname="Normal" w:val="Normal"/>
             </w:pPr>
             <w:r>
-              <w:t>       21 ( 12.6) </w:t>
-            </w:r>
-          </w:p>
-        </w:tc>
-        <w:tc>
-          <w:p>
-            <w:pPr>
-              <w:pStyle w:stlname="Normal" w:val="Normal"/>
-            </w:pPr>
-            <w:r>
-              <w:t>       10 (  3.4) </w:t>
-            </w:r>
-          </w:p>
-        </w:tc>
-        <w:tc>
-          <w:p>
-            <w:pPr>
-              <w:pStyle w:stlname="Normal" w:val="Normal"/>
-            </w:pPr>
-            <w:r>
-              <w:t>       44 ( 73.3) </w:t>
-            </w:r>
-          </w:p>
-        </w:tc>
-        <w:tc>
-          <w:p>
-            <w:pPr>
-              <w:pStyle w:stlname="Normal" w:val="Normal"/>
-            </w:pPr>
-            <w:r>
-              <w:t>       55 ( 84.6) </w:t>
+              <w:t>       19 ( 11.6) </w:t>
+            </w:r>
+          </w:p>
+        </w:tc>
+        <w:tc>
+          <w:p>
+            <w:pPr>
+              <w:pStyle w:stlname="Normal" w:val="Normal"/>
+            </w:pPr>
+            <w:r>
+              <w:t>       11 (  3.7) </w:t>
+            </w:r>
+          </w:p>
+        </w:tc>
+        <w:tc>
+          <w:p>
+            <w:pPr>
+              <w:pStyle w:stlname="Normal" w:val="Normal"/>
+            </w:pPr>
+            <w:r>
+              <w:t>       43 ( 72.9) </w:t>
+            </w:r>
+          </w:p>
+        </w:tc>
+        <w:tc>
+          <w:p>
+            <w:pPr>
+              <w:pStyle w:stlname="Normal" w:val="Normal"/>
+            </w:pPr>
+            <w:r>
+              <w:t>       57 ( 85.1) </w:t>
             </w:r>
           </w:p>
         </w:tc>
@@ -3164,37 +3164,37 @@
               <w:pStyle w:stlname="Normal" w:val="Normal"/>
             </w:pPr>
             <w:r>
-              <w:t>      146 ( 87.4) </w:t>
-            </w:r>
-          </w:p>
-        </w:tc>
-        <w:tc>
-          <w:p>
-            <w:pPr>
-              <w:pStyle w:stlname="Normal" w:val="Normal"/>
-            </w:pPr>
-            <w:r>
-              <w:t>      285 ( 96.6) </w:t>
-            </w:r>
-          </w:p>
-        </w:tc>
-        <w:tc>
-          <w:p>
-            <w:pPr>
-              <w:pStyle w:stlname="Normal" w:val="Normal"/>
-            </w:pPr>
-            <w:r>
-              <w:t>       16 ( 26.7) </w:t>
-            </w:r>
-          </w:p>
-        </w:tc>
-        <w:tc>
-          <w:p>
-            <w:pPr>
-              <w:pStyle w:stlname="Normal" w:val="Normal"/>
-            </w:pPr>
-            <w:r>
-              <w:t>       10 ( 15.4) </w:t>
+              <w:t>      145 ( 88.4) </w:t>
+            </w:r>
+          </w:p>
+        </w:tc>
+        <w:tc>
+          <w:p>
+            <w:pPr>
+              <w:pStyle w:stlname="Normal" w:val="Normal"/>
+            </w:pPr>
+            <w:r>
+              <w:t>      286 ( 96.3) </w:t>
+            </w:r>
+          </w:p>
+        </w:tc>
+        <w:tc>
+          <w:p>
+            <w:pPr>
+              <w:pStyle w:stlname="Normal" w:val="Normal"/>
+            </w:pPr>
+            <w:r>
+              <w:t>       16 ( 27.1) </w:t>
+            </w:r>
+          </w:p>
+        </w:tc>
+        <w:tc>
+          <w:p>
+            <w:pPr>
+              <w:pStyle w:stlname="Normal" w:val="Normal"/>
+            </w:pPr>
+            <w:r>
+              <w:t>       10 ( 14.9) </w:t>
             </w:r>
           </w:p>
         </w:tc>
@@ -3246,17 +3246,17 @@
               <w:pStyle w:stlname="Normal" w:val="Normal"/>
             </w:pPr>
             <w:r>
-              <w:t>       33 ( 22.1) </w:t>
-            </w:r>
-          </w:p>
-        </w:tc>
-        <w:tc>
-          <w:p>
-            <w:pPr>
-              <w:pStyle w:stlname="Normal" w:val="Normal"/>
-            </w:pPr>
-            <w:r>
-              <w:t>       53 ( 21.0) </w:t>
+              <w:t>       31 ( 21.2) </w:t>
+            </w:r>
+          </w:p>
+        </w:tc>
+        <w:tc>
+          <w:p>
+            <w:pPr>
+              <w:pStyle w:stlname="Normal" w:val="Normal"/>
+            </w:pPr>
+            <w:r>
+              <w:t>       53 ( 20.9) </w:t>
             </w:r>
           </w:p>
         </w:tc>
@@ -3276,7 +3276,7 @@
               <w:pStyle w:stlname="Normal" w:val="Normal"/>
             </w:pPr>
             <w:r>
-              <w:t>       15 ( 26.8) </w:t>
+              <w:t>       17 ( 29.3) </w:t>
             </w:r>
           </w:p>
         </w:tc>
@@ -3358,7 +3358,7 @@
               <w:pStyle w:stlname="Normal" w:val="Normal"/>
             </w:pPr>
             <w:r>
-              <w:t>        2 (  3.6) </w:t>
+              <w:t>        2 (  3.4) </w:t>
             </w:r>
           </w:p>
         </w:tc>
@@ -3410,17 +3410,17 @@
               <w:pStyle w:stlname="Normal" w:val="Normal"/>
             </w:pPr>
             <w:r>
-              <w:t>       73 ( 49.0) </w:t>
-            </w:r>
-          </w:p>
-        </w:tc>
-        <w:tc>
-          <w:p>
-            <w:pPr>
-              <w:pStyle w:stlname="Normal" w:val="Normal"/>
-            </w:pPr>
-            <w:r>
-              <w:t>      171 ( 67.9) </w:t>
+              <w:t>       72 ( 49.3) </w:t>
+            </w:r>
+          </w:p>
+        </w:tc>
+        <w:tc>
+          <w:p>
+            <w:pPr>
+              <w:pStyle w:stlname="Normal" w:val="Normal"/>
+            </w:pPr>
+            <w:r>
+              <w:t>      172 ( 68.0) </w:t>
             </w:r>
           </w:p>
         </w:tc>
@@ -3440,7 +3440,7 @@
               <w:pStyle w:stlname="Normal" w:val="Normal"/>
             </w:pPr>
             <w:r>
-              <w:t>       37 ( 66.1) </w:t>
+              <w:t>       37 ( 63.8) </w:t>
             </w:r>
           </w:p>
         </w:tc>
@@ -3492,7 +3492,7 @@
               <w:pStyle w:stlname="Normal" w:val="Normal"/>
             </w:pPr>
             <w:r>
-              <w:t>       39 ( 26.2) </w:t>
+              <w:t>       39 ( 26.7) </w:t>
             </w:r>
           </w:p>
         </w:tc>
@@ -3522,7 +3522,7 @@
               <w:pStyle w:stlname="Normal" w:val="Normal"/>
             </w:pPr>
             <w:r>
-              <w:t>        2 (  3.6) </w:t>
+              <w:t>        2 (  3.4) </w:t>
             </w:r>
           </w:p>
         </w:tc>
@@ -3614,7 +3614,7 @@
               <w:pStyle w:stlname="Normal" w:val="Normal"/>
             </w:pPr>
             <w:r>
-              <w:t> 0.035</w:t>
+              <w:t> 0.038</w:t>
             </w:r>
           </w:p>
         </w:tc>
@@ -3696,7 +3696,7 @@
               <w:pStyle w:stlname="Normal" w:val="Normal"/>
             </w:pPr>
             <w:r>
-              <w:t> 0.003</w:t>
+              <w:t> 0.001</w:t>
             </w:r>
           </w:p>
         </w:tc>
@@ -3738,17 +3738,17 @@
               <w:pStyle w:stlname="Normal" w:val="Normal"/>
             </w:pPr>
             <w:r>
-              <w:t>        6 (  7.1) </w:t>
-            </w:r>
-          </w:p>
-        </w:tc>
-        <w:tc>
-          <w:p>
-            <w:pPr>
-              <w:pStyle w:stlname="Normal" w:val="Normal"/>
-            </w:pPr>
-            <w:r>
-              <w:t>        6 (  3.6) </w:t>
+              <w:t>        5 (  6.1) </w:t>
+            </w:r>
+          </w:p>
+        </w:tc>
+        <w:tc>
+          <w:p>
+            <w:pPr>
+              <w:pStyle w:stlname="Normal" w:val="Normal"/>
+            </w:pPr>
+            <w:r>
+              <w:t>        6 (  3.5) </w:t>
             </w:r>
           </w:p>
         </w:tc>
@@ -3768,7 +3768,7 @@
               <w:pStyle w:stlname="Normal" w:val="Normal"/>
             </w:pPr>
             <w:r>
-              <w:t>       13 ( 76.5) </w:t>
+              <w:t>       14 ( 77.8) </w:t>
             </w:r>
           </w:p>
         </w:tc>
@@ -3820,7 +3820,7 @@
               <w:pStyle w:stlname="Normal" w:val="Normal"/>
             </w:pPr>
             <w:r>
-              <w:t>        9 ( 10.7) </w:t>
+              <w:t>        9 ( 11.0) </w:t>
             </w:r>
           </w:p>
         </w:tc>
@@ -3850,7 +3850,7 @@
               <w:pStyle w:stlname="Normal" w:val="Normal"/>
             </w:pPr>
             <w:r>
-              <w:t>        1 (  5.9) </w:t>
+              <w:t>        1 (  5.6) </w:t>
             </w:r>
           </w:p>
         </w:tc>
@@ -3932,7 +3932,7 @@
               <w:pStyle w:stlname="Normal" w:val="Normal"/>
             </w:pPr>
             <w:r>
-              <w:t>        2 ( 11.8) </w:t>
+              <w:t>        2 ( 11.1) </w:t>
             </w:r>
           </w:p>
         </w:tc>
@@ -4014,7 +4014,7 @@
               <w:pStyle w:stlname="Normal" w:val="Normal"/>
             </w:pPr>
             <w:r>
-              <w:t>        1 (  5.9) </w:t>
+              <w:t>        1 (  5.6) </w:t>
             </w:r>
           </w:p>
         </w:tc>
@@ -4148,17 +4148,17 @@
               <w:pStyle w:stlname="Normal" w:val="Normal"/>
             </w:pPr>
             <w:r>
-              <w:t>        2 (  2.4) </w:t>
-            </w:r>
-          </w:p>
-        </w:tc>
-        <w:tc>
-          <w:p>
-            <w:pPr>
-              <w:pStyle w:stlname="Normal" w:val="Normal"/>
-            </w:pPr>
-            <w:r>
-              <w:t>        6 (  3.6) </w:t>
+              <w:t>        1 (  1.2) </w:t>
+            </w:r>
+          </w:p>
+        </w:tc>
+        <w:tc>
+          <w:p>
+            <w:pPr>
+              <w:pStyle w:stlname="Normal" w:val="Normal"/>
+            </w:pPr>
+            <w:r>
+              <w:t>        7 (  4.1) </w:t>
             </w:r>
           </w:p>
         </w:tc>
@@ -4312,17 +4312,17 @@
               <w:pStyle w:stlname="Normal" w:val="Normal"/>
             </w:pPr>
             <w:r>
-              <w:t>       12 ( 14.3) </w:t>
-            </w:r>
-          </w:p>
-        </w:tc>
-        <w:tc>
-          <w:p>
-            <w:pPr>
-              <w:pStyle w:stlname="Normal" w:val="Normal"/>
-            </w:pPr>
-            <w:r>
-              <w:t>       24 ( 14.2) </w:t>
+              <w:t>       12 ( 14.6) </w:t>
+            </w:r>
+          </w:p>
+        </w:tc>
+        <w:tc>
+          <w:p>
+            <w:pPr>
+              <w:pStyle w:stlname="Normal" w:val="Normal"/>
+            </w:pPr>
+            <w:r>
+              <w:t>       24 ( 14.1) </w:t>
             </w:r>
           </w:p>
         </w:tc>
@@ -4394,7 +4394,7 @@
               <w:pStyle w:stlname="Normal" w:val="Normal"/>
             </w:pPr>
             <w:r>
-              <w:t>        8 (  9.5) </w:t>
+              <w:t>        8 (  9.8) </w:t>
             </w:r>
           </w:p>
         </w:tc>
@@ -4476,17 +4476,17 @@
               <w:pStyle w:stlname="Normal" w:val="Normal"/>
             </w:pPr>
             <w:r>
-              <w:t>       40 ( 47.6) </w:t>
-            </w:r>
-          </w:p>
-        </w:tc>
-        <w:tc>
-          <w:p>
-            <w:pPr>
-              <w:pStyle w:stlname="Normal" w:val="Normal"/>
-            </w:pPr>
-            <w:r>
-              <w:t>      107 ( 63.3) </w:t>
+              <w:t>       40 ( 48.8) </w:t>
+            </w:r>
+          </w:p>
+        </w:tc>
+        <w:tc>
+          <w:p>
+            <w:pPr>
+              <w:pStyle w:stlname="Normal" w:val="Normal"/>
+            </w:pPr>
+            <w:r>
+              <w:t>      107 ( 62.9) </w:t>
             </w:r>
           </w:p>
         </w:tc>
@@ -4558,17 +4558,17 @@
               <w:pStyle w:stlname="Normal" w:val="Normal"/>
             </w:pPr>
             <w:r>
-              <w:t>       21 ( 30.4) </w:t>
-            </w:r>
-          </w:p>
-        </w:tc>
-        <w:tc>
-          <w:p>
-            <w:pPr>
-              <w:pStyle w:stlname="Normal" w:val="Normal"/>
-            </w:pPr>
-            <w:r>
-              <w:t>       31 ( 19.4) </w:t>
+              <w:t>       20 ( 29.9) </w:t>
+            </w:r>
+          </w:p>
+        </w:tc>
+        <w:tc>
+          <w:p>
+            <w:pPr>
+              <w:pStyle w:stlname="Normal" w:val="Normal"/>
+            </w:pPr>
+            <w:r>
+              <w:t>       31 ( 19.3) </w:t>
             </w:r>
           </w:p>
         </w:tc>
@@ -4588,7 +4588,7 @@
               <w:pStyle w:stlname="Normal" w:val="Normal"/>
             </w:pPr>
             <w:r>
-              <w:t>       15 (100.0) </w:t>
+              <w:t>       16 (100.0) </w:t>
             </w:r>
           </w:p>
         </w:tc>
@@ -4640,17 +4640,17 @@
               <w:pStyle w:stlname="Normal" w:val="Normal"/>
             </w:pPr>
             <w:r>
-              <w:t>        7 ( 10.1) </w:t>
-            </w:r>
-          </w:p>
-        </w:tc>
-        <w:tc>
-          <w:p>
-            <w:pPr>
-              <w:pStyle w:stlname="Normal" w:val="Normal"/>
-            </w:pPr>
-            <w:r>
-              <w:t>       11 (  6.9) </w:t>
+              <w:t>        7 ( 10.4) </w:t>
+            </w:r>
+          </w:p>
+        </w:tc>
+        <w:tc>
+          <w:p>
+            <w:pPr>
+              <w:pStyle w:stlname="Normal" w:val="Normal"/>
+            </w:pPr>
+            <w:r>
+              <w:t>       11 (  6.8) </w:t>
             </w:r>
           </w:p>
         </w:tc>
@@ -4722,7 +4722,7 @@
               <w:pStyle w:stlname="Normal" w:val="Normal"/>
             </w:pPr>
             <w:r>
-              <w:t>        4 (  5.8) </w:t>
+              <w:t>        4 (  6.0) </w:t>
             </w:r>
           </w:p>
         </w:tc>
@@ -4804,17 +4804,17 @@
               <w:pStyle w:stlname="Normal" w:val="Normal"/>
             </w:pPr>
             <w:r>
-              <w:t>        2 (  2.9) </w:t>
-            </w:r>
-          </w:p>
-        </w:tc>
-        <w:tc>
-          <w:p>
-            <w:pPr>
-              <w:pStyle w:stlname="Normal" w:val="Normal"/>
-            </w:pPr>
-            <w:r>
-              <w:t>        6 (  3.8) </w:t>
+              <w:t>        2 (  3.0) </w:t>
+            </w:r>
+          </w:p>
+        </w:tc>
+        <w:tc>
+          <w:p>
+            <w:pPr>
+              <w:pStyle w:stlname="Normal" w:val="Normal"/>
+            </w:pPr>
+            <w:r>
+              <w:t>        6 (  3.7) </w:t>
             </w:r>
           </w:p>
         </w:tc>
@@ -4886,7 +4886,7 @@
               <w:pStyle w:stlname="Normal" w:val="Normal"/>
             </w:pPr>
             <w:r>
-              <w:t>        3 (  4.3) </w:t>
+              <w:t>        3 (  4.5) </w:t>
             </w:r>
           </w:p>
         </w:tc>
@@ -4968,17 +4968,17 @@
               <w:pStyle w:stlname="Normal" w:val="Normal"/>
             </w:pPr>
             <w:r>
-              <w:t>        2 (  2.9) </w:t>
-            </w:r>
-          </w:p>
-        </w:tc>
-        <w:tc>
-          <w:p>
-            <w:pPr>
-              <w:pStyle w:stlname="Normal" w:val="Normal"/>
-            </w:pPr>
-            <w:r>
-              <w:t>        8 (  5.0) </w:t>
+              <w:t>        1 (  1.5) </w:t>
+            </w:r>
+          </w:p>
+        </w:tc>
+        <w:tc>
+          <w:p>
+            <w:pPr>
+              <w:pStyle w:stlname="Normal" w:val="Normal"/>
+            </w:pPr>
+            <w:r>
+              <w:t>        9 (  5.6) </w:t>
             </w:r>
           </w:p>
         </w:tc>
@@ -5050,7 +5050,7 @@
               <w:pStyle w:stlname="Normal" w:val="Normal"/>
             </w:pPr>
             <w:r>
-              <w:t>        3 (  4.3) </w:t>
+              <w:t>        3 (  4.5) </w:t>
             </w:r>
           </w:p>
         </w:tc>
@@ -5132,17 +5132,17 @@
               <w:pStyle w:stlname="Normal" w:val="Normal"/>
             </w:pPr>
             <w:r>
-              <w:t>        6 (  8.7) </w:t>
-            </w:r>
-          </w:p>
-        </w:tc>
-        <w:tc>
-          <w:p>
-            <w:pPr>
-              <w:pStyle w:stlname="Normal" w:val="Normal"/>
-            </w:pPr>
-            <w:r>
-              <w:t>       20 ( 12.5) </w:t>
+              <w:t>        6 (  9.0) </w:t>
+            </w:r>
+          </w:p>
+        </w:tc>
+        <w:tc>
+          <w:p>
+            <w:pPr>
+              <w:pStyle w:stlname="Normal" w:val="Normal"/>
+            </w:pPr>
+            <w:r>
+              <w:t>       20 ( 12.4) </w:t>
             </w:r>
           </w:p>
         </w:tc>
@@ -5214,17 +5214,17 @@
               <w:pStyle w:stlname="Normal" w:val="Normal"/>
             </w:pPr>
             <w:r>
-              <w:t>        8 ( 11.6) </w:t>
-            </w:r>
-          </w:p>
-        </w:tc>
-        <w:tc>
-          <w:p>
-            <w:pPr>
-              <w:pStyle w:stlname="Normal" w:val="Normal"/>
-            </w:pPr>
-            <w:r>
-              <w:t>       14 (  8.8) </w:t>
+              <w:t>        8 ( 11.9) </w:t>
+            </w:r>
+          </w:p>
+        </w:tc>
+        <w:tc>
+          <w:p>
+            <w:pPr>
+              <w:pStyle w:stlname="Normal" w:val="Normal"/>
+            </w:pPr>
+            <w:r>
+              <w:t>       14 (  8.7) </w:t>
             </w:r>
           </w:p>
         </w:tc>
@@ -5296,17 +5296,17 @@
               <w:pStyle w:stlname="Normal" w:val="Normal"/>
             </w:pPr>
             <w:r>
-              <w:t>       13 ( 18.8) </w:t>
-            </w:r>
-          </w:p>
-        </w:tc>
-        <w:tc>
-          <w:p>
-            <w:pPr>
-              <w:pStyle w:stlname="Normal" w:val="Normal"/>
-            </w:pPr>
-            <w:r>
-              <w:t>       50 ( 31.2) </w:t>
+              <w:t>       13 ( 19.4) </w:t>
+            </w:r>
+          </w:p>
+        </w:tc>
+        <w:tc>
+          <w:p>
+            <w:pPr>
+              <w:pStyle w:stlname="Normal" w:val="Normal"/>
+            </w:pPr>
+            <w:r>
+              <w:t>       50 ( 31.1) </w:t>
             </w:r>
           </w:p>
         </w:tc>
@@ -5378,7 +5378,7 @@
               <w:pStyle w:stlname="Normal" w:val="Normal"/>
             </w:pPr>
             <w:r>
-              <w:t>       77 (100.0) </w:t>
+              <w:t>       76 (100.0) </w:t>
             </w:r>
           </w:p>
         </w:tc>
@@ -5408,17 +5408,17 @@
               <w:pStyle w:stlname="Normal" w:val="Normal"/>
             </w:pPr>
             <w:r>
-              <w:t>       25 (100.0) </w:t>
-            </w:r>
-          </w:p>
-        </w:tc>
-        <w:tc>
-          <w:p>
-            <w:pPr>
-              <w:pStyle w:stlname="Normal" w:val="Normal"/>
-            </w:pPr>
-            <w:r>
-              <w:t> 0.019</w:t>
+              <w:t>       26 (100.0) </w:t>
+            </w:r>
+          </w:p>
+        </w:tc>
+        <w:tc>
+          <w:p>
+            <w:pPr>
+              <w:pStyle w:stlname="Normal" w:val="Normal"/>
+            </w:pPr>
+            <w:r>
+              <w:t> 0.021</w:t>
             </w:r>
           </w:p>
         </w:tc>
@@ -5542,47 +5542,47 @@
               <w:pStyle w:stlname="Normal" w:val="Normal"/>
             </w:pPr>
             <w:r>
-              <w:t>       11 (  6.1) </w:t>
-            </w:r>
-          </w:p>
-        </w:tc>
-        <w:tc>
-          <w:p>
-            <w:pPr>
-              <w:pStyle w:stlname="Normal" w:val="Normal"/>
-            </w:pPr>
-            <w:r>
-              <w:t>       29 (  9.5) </w:t>
-            </w:r>
-          </w:p>
-        </w:tc>
-        <w:tc>
-          <w:p>
-            <w:pPr>
-              <w:pStyle w:stlname="Normal" w:val="Normal"/>
-            </w:pPr>
-            <w:r>
-              <w:t>        5 (  7.8) </w:t>
-            </w:r>
-          </w:p>
-        </w:tc>
-        <w:tc>
-          <w:p>
-            <w:pPr>
-              <w:pStyle w:stlname="Normal" w:val="Normal"/>
-            </w:pPr>
-            <w:r>
-              <w:t>        5 (  7.1) </w:t>
-            </w:r>
-          </w:p>
-        </w:tc>
-        <w:tc>
-          <w:p>
-            <w:pPr>
-              <w:pStyle w:stlname="Normal" w:val="Normal"/>
-            </w:pPr>
-            <w:r>
-              <w:t> 0.072</w:t>
+              <w:t>       10 (  5.6) </w:t>
+            </w:r>
+          </w:p>
+        </w:tc>
+        <w:tc>
+          <w:p>
+            <w:pPr>
+              <w:pStyle w:stlname="Normal" w:val="Normal"/>
+            </w:pPr>
+            <w:r>
+              <w:t>       29 (  9.4) </w:t>
+            </w:r>
+          </w:p>
+        </w:tc>
+        <w:tc>
+          <w:p>
+            <w:pPr>
+              <w:pStyle w:stlname="Normal" w:val="Normal"/>
+            </w:pPr>
+            <w:r>
+              <w:t>        5 (  7.9) </w:t>
+            </w:r>
+          </w:p>
+        </w:tc>
+        <w:tc>
+          <w:p>
+            <w:pPr>
+              <w:pStyle w:stlname="Normal" w:val="Normal"/>
+            </w:pPr>
+            <w:r>
+              <w:t>        6 (  8.3) </w:t>
+            </w:r>
+          </w:p>
+        </w:tc>
+        <w:tc>
+          <w:p>
+            <w:pPr>
+              <w:pStyle w:stlname="Normal" w:val="Normal"/>
+            </w:pPr>
+            <w:r>
+              <w:t> 0.056</w:t>
             </w:r>
           </w:p>
         </w:tc>
@@ -5624,37 +5624,37 @@
               <w:pStyle w:stlname="Normal" w:val="Normal"/>
             </w:pPr>
             <w:r>
-              <w:t>        9 (  5.0) </w:t>
-            </w:r>
-          </w:p>
-        </w:tc>
-        <w:tc>
-          <w:p>
-            <w:pPr>
-              <w:pStyle w:stlname="Normal" w:val="Normal"/>
-            </w:pPr>
-            <w:r>
-              <w:t>       31 ( 10.2) </w:t>
-            </w:r>
-          </w:p>
-        </w:tc>
-        <w:tc>
-          <w:p>
-            <w:pPr>
-              <w:pStyle w:stlname="Normal" w:val="Normal"/>
-            </w:pPr>
-            <w:r>
-              <w:t>        5 (  7.8) </w:t>
-            </w:r>
-          </w:p>
-        </w:tc>
-        <w:tc>
-          <w:p>
-            <w:pPr>
-              <w:pStyle w:stlname="Normal" w:val="Normal"/>
-            </w:pPr>
-            <w:r>
-              <w:t>        4 (  5.7) </w:t>
+              <w:t>        9 (  5.1) </w:t>
+            </w:r>
+          </w:p>
+        </w:tc>
+        <w:tc>
+          <w:p>
+            <w:pPr>
+              <w:pStyle w:stlname="Normal" w:val="Normal"/>
+            </w:pPr>
+            <w:r>
+              <w:t>       31 ( 10.1) </w:t>
+            </w:r>
+          </w:p>
+        </w:tc>
+        <w:tc>
+          <w:p>
+            <w:pPr>
+              <w:pStyle w:stlname="Normal" w:val="Normal"/>
+            </w:pPr>
+            <w:r>
+              <w:t>        5 (  7.9) </w:t>
+            </w:r>
+          </w:p>
+        </w:tc>
+        <w:tc>
+          <w:p>
+            <w:pPr>
+              <w:pStyle w:stlname="Normal" w:val="Normal"/>
+            </w:pPr>
+            <w:r>
+              <w:t>        4 (  5.6) </w:t>
             </w:r>
           </w:p>
         </w:tc>
@@ -5870,37 +5870,37 @@
               <w:pStyle w:stlname="Normal" w:val="Normal"/>
             </w:pPr>
             <w:r>
-              <w:t>       60 ( 33.1) </w:t>
-            </w:r>
-          </w:p>
-        </w:tc>
-        <w:tc>
-          <w:p>
-            <w:pPr>
-              <w:pStyle w:stlname="Normal" w:val="Normal"/>
-            </w:pPr>
-            <w:r>
-              <w:t>       80 ( 26.2) </w:t>
-            </w:r>
-          </w:p>
-        </w:tc>
-        <w:tc>
-          <w:p>
-            <w:pPr>
-              <w:pStyle w:stlname="Normal" w:val="Normal"/>
-            </w:pPr>
-            <w:r>
-              <w:t>       29 ( 45.3) </w:t>
-            </w:r>
-          </w:p>
-        </w:tc>
-        <w:tc>
-          <w:p>
-            <w:pPr>
-              <w:pStyle w:stlname="Normal" w:val="Normal"/>
-            </w:pPr>
-            <w:r>
-              <w:t>       33 ( 47.1) </w:t>
+              <w:t>       59 ( 33.1) </w:t>
+            </w:r>
+          </w:p>
+        </w:tc>
+        <w:tc>
+          <w:p>
+            <w:pPr>
+              <w:pStyle w:stlname="Normal" w:val="Normal"/>
+            </w:pPr>
+            <w:r>
+              <w:t>       81 ( 26.4) </w:t>
+            </w:r>
+          </w:p>
+        </w:tc>
+        <w:tc>
+          <w:p>
+            <w:pPr>
+              <w:pStyle w:stlname="Normal" w:val="Normal"/>
+            </w:pPr>
+            <w:r>
+              <w:t>       28 ( 44.4) </w:t>
+            </w:r>
+          </w:p>
+        </w:tc>
+        <w:tc>
+          <w:p>
+            <w:pPr>
+              <w:pStyle w:stlname="Normal" w:val="Normal"/>
+            </w:pPr>
+            <w:r>
+              <w:t>       34 ( 47.2) </w:t>
             </w:r>
           </w:p>
         </w:tc>
@@ -5952,37 +5952,37 @@
               <w:pStyle w:stlname="Normal" w:val="Normal"/>
             </w:pPr>
             <w:r>
-              <w:t>       38 ( 21.0) </w:t>
-            </w:r>
-          </w:p>
-        </w:tc>
-        <w:tc>
-          <w:p>
-            <w:pPr>
-              <w:pStyle w:stlname="Normal" w:val="Normal"/>
-            </w:pPr>
-            <w:r>
-              <w:t>       81 ( 26.6) </w:t>
-            </w:r>
-          </w:p>
-        </w:tc>
-        <w:tc>
-          <w:p>
-            <w:pPr>
-              <w:pStyle w:stlname="Normal" w:val="Normal"/>
-            </w:pPr>
-            <w:r>
-              <w:t>       14 ( 21.9) </w:t>
-            </w:r>
-          </w:p>
-        </w:tc>
-        <w:tc>
-          <w:p>
-            <w:pPr>
-              <w:pStyle w:stlname="Normal" w:val="Normal"/>
-            </w:pPr>
-            <w:r>
-              <w:t>       15 ( 21.4) </w:t>
+              <w:t>       38 ( 21.3) </w:t>
+            </w:r>
+          </w:p>
+        </w:tc>
+        <w:tc>
+          <w:p>
+            <w:pPr>
+              <w:pStyle w:stlname="Normal" w:val="Normal"/>
+            </w:pPr>
+            <w:r>
+              <w:t>       81 ( 26.4) </w:t>
+            </w:r>
+          </w:p>
+        </w:tc>
+        <w:tc>
+          <w:p>
+            <w:pPr>
+              <w:pStyle w:stlname="Normal" w:val="Normal"/>
+            </w:pPr>
+            <w:r>
+              <w:t>       14 ( 22.2) </w:t>
+            </w:r>
+          </w:p>
+        </w:tc>
+        <w:tc>
+          <w:p>
+            <w:pPr>
+              <w:pStyle w:stlname="Normal" w:val="Normal"/>
+            </w:pPr>
+            <w:r>
+              <w:t>       15 ( 20.8) </w:t>
             </w:r>
           </w:p>
         </w:tc>
@@ -6116,37 +6116,37 @@
               <w:pStyle w:stlname="Normal" w:val="Normal"/>
             </w:pPr>
             <w:r>
-              <w:t>       36 ( 19.9) </w:t>
-            </w:r>
-          </w:p>
-        </w:tc>
-        <w:tc>
-          <w:p>
-            <w:pPr>
-              <w:pStyle w:stlname="Normal" w:val="Normal"/>
-            </w:pPr>
-            <w:r>
-              <w:t>       52 ( 17.0) </w:t>
-            </w:r>
-          </w:p>
-        </w:tc>
-        <w:tc>
-          <w:p>
-            <w:pPr>
-              <w:pStyle w:stlname="Normal" w:val="Normal"/>
-            </w:pPr>
-            <w:r>
-              <w:t>        6 (  9.4) </w:t>
-            </w:r>
-          </w:p>
-        </w:tc>
-        <w:tc>
-          <w:p>
-            <w:pPr>
-              <w:pStyle w:stlname="Normal" w:val="Normal"/>
-            </w:pPr>
-            <w:r>
-              <w:t>        6 (  8.6) </w:t>
+              <w:t>       36 ( 20.2) </w:t>
+            </w:r>
+          </w:p>
+        </w:tc>
+        <w:tc>
+          <w:p>
+            <w:pPr>
+              <w:pStyle w:stlname="Normal" w:val="Normal"/>
+            </w:pPr>
+            <w:r>
+              <w:t>       52 ( 16.9) </w:t>
+            </w:r>
+          </w:p>
+        </w:tc>
+        <w:tc>
+          <w:p>
+            <w:pPr>
+              <w:pStyle w:stlname="Normal" w:val="Normal"/>
+            </w:pPr>
+            <w:r>
+              <w:t>        6 (  9.5) </w:t>
+            </w:r>
+          </w:p>
+        </w:tc>
+        <w:tc>
+          <w:p>
+            <w:pPr>
+              <w:pStyle w:stlname="Normal" w:val="Normal"/>
+            </w:pPr>
+            <w:r>
+              <w:t>        6 (  8.3) </w:t>
             </w:r>
           </w:p>
         </w:tc>
@@ -6198,7 +6198,7 @@
               <w:pStyle w:stlname="Normal" w:val="Normal"/>
             </w:pPr>
             <w:r>
-              <w:t>        6 (  3.3) </w:t>
+              <w:t>        6 (  3.4) </w:t>
             </w:r>
           </w:p>
         </w:tc>
@@ -6228,7 +6228,7 @@
               <w:pStyle w:stlname="Normal" w:val="Normal"/>
             </w:pPr>
             <w:r>
-              <w:t>        2 (  2.9) </w:t>
+              <w:t>        2 (  2.8) </w:t>
             </w:r>
           </w:p>
         </w:tc>
@@ -6280,7 +6280,7 @@
               <w:pStyle w:stlname="Normal" w:val="Normal"/>
             </w:pPr>
             <w:r>
-              <w:t>       16 (  8.8) </w:t>
+              <w:t>       16 (  9.0) </w:t>
             </w:r>
           </w:p>
         </w:tc>
@@ -6300,17 +6300,17 @@
               <w:pStyle w:stlname="Normal" w:val="Normal"/>
             </w:pPr>
             <w:r>
-              <w:t>        3 (  4.7) </w:t>
-            </w:r>
-          </w:p>
-        </w:tc>
-        <w:tc>
-          <w:p>
-            <w:pPr>
-              <w:pStyle w:stlname="Normal" w:val="Normal"/>
-            </w:pPr>
-            <w:r>
-              <w:t>        2 (  2.9) </w:t>
+              <w:t>        3 (  4.8) </w:t>
+            </w:r>
+          </w:p>
+        </w:tc>
+        <w:tc>
+          <w:p>
+            <w:pPr>
+              <w:pStyle w:stlname="Normal" w:val="Normal"/>
+            </w:pPr>
+            <w:r>
+              <w:t>        2 (  2.8) </w:t>
             </w:r>
           </w:p>
         </w:tc>
@@ -6444,17 +6444,17 @@
               <w:pStyle w:stlname="Normal" w:val="Normal"/>
             </w:pPr>
             <w:r>
-              <w:t>        1 (  0.6) </w:t>
-            </w:r>
-          </w:p>
-        </w:tc>
-        <w:tc>
-          <w:p>
-            <w:pPr>
-              <w:pStyle w:stlname="Normal" w:val="Normal"/>
-            </w:pPr>
-            <w:r>
-              <w:t>        2 (  0.7) </w:t>
+              <w:t>        0 (  0.0) </w:t>
+            </w:r>
+          </w:p>
+        </w:tc>
+        <w:tc>
+          <w:p>
+            <w:pPr>
+              <w:pStyle w:stlname="Normal" w:val="Normal"/>
+            </w:pPr>
+            <w:r>
+              <w:t>        3 (  1.0) </w:t>
             </w:r>
           </w:p>
         </w:tc>
